--- a/00-首页/题组Word/专项卷/二分册/专项卷IX-学生版.docx
+++ b/00-首页/题组Word/专项卷/二分册/专项卷IX-学生版.docx
@@ -2480,15 +2480,22 @@
         <w:rPr>
           <w:rFonts w:hint="eastAsia" w:ascii="Times New Roman" w:hAnsi="Times New Roman" w:eastAsia="Times New Roman" w:cs="Times New Roman"/>
         </w:rPr>
-        <w:t>（H</w:t>
-      </w:r>
-      <w:r>
-        <w:rPr>
-          <w:rFonts w:hint="eastAsia" w:ascii="Times New Roman" w:hAnsi="Times New Roman" w:eastAsia="Times New Roman" w:cs="Times New Roman"/>
-          <w:vertAlign w:val="subscript"/>
-        </w:rPr>
-        <w:t>2</w:t>
-      </w:r>
+        <w:t>（</w:t>
+      </w:r>
+      <m:oMath>
+        <m:sSub>
+          <m:e>
+            <m:r>
+              <m:t>H</m:t>
+            </m:r>
+          </m:e>
+          <m:sub>
+            <m:r>
+              <m:t>2</m:t>
+            </m:r>
+          </m:sub>
+        </m:sSub>
+      </m:oMath>
       <w:r>
         <w:rPr>
           <w:rFonts w:hint="eastAsia" w:ascii="Times New Roman" w:hAnsi="Times New Roman" w:eastAsia="Times New Roman" w:cs="Times New Roman"/>
@@ -2505,15 +2512,25 @@
         <w:rPr>
           <w:rFonts w:hint="eastAsia" w:ascii="Times New Roman" w:hAnsi="Times New Roman" w:eastAsia="Times New Roman" w:cs="Times New Roman"/>
         </w:rPr>
-        <w:t>（CH</w:t>
-      </w:r>
-      <w:r>
-        <w:rPr>
-          <w:rFonts w:hint="eastAsia" w:ascii="Times New Roman" w:hAnsi="Times New Roman" w:eastAsia="Times New Roman" w:cs="Times New Roman"/>
-          <w:vertAlign w:val="subscript"/>
-        </w:rPr>
-        <w:t>4</w:t>
-      </w:r>
+        <w:t>（</w:t>
+      </w:r>
+      <m:oMath>
+        <m:r>
+          <m:t>C</m:t>
+        </m:r>
+        <m:sSub>
+          <m:e>
+            <m:r>
+              <m:t>H</m:t>
+            </m:r>
+          </m:e>
+          <m:sub>
+            <m:r>
+              <m:t>4</m:t>
+            </m:r>
+          </m:sub>
+        </m:sSub>
+      </m:oMath>
       <w:r>
         <w:rPr>
           <w:rFonts w:hint="eastAsia" w:ascii="Times New Roman" w:hAnsi="Times New Roman" w:eastAsia="Times New Roman" w:cs="Times New Roman"/>
@@ -2588,15 +2605,22 @@
         <w:rPr>
           <w:rFonts w:hint="eastAsia" w:ascii="Times New Roman" w:hAnsi="Times New Roman" w:eastAsia="Times New Roman" w:cs="Times New Roman"/>
         </w:rPr>
-        <w:t>（O</w:t>
-      </w:r>
-      <w:r>
-        <w:rPr>
-          <w:rFonts w:hint="eastAsia" w:ascii="Times New Roman" w:hAnsi="Times New Roman" w:eastAsia="Times New Roman" w:cs="Times New Roman"/>
-          <w:vertAlign w:val="subscript"/>
-        </w:rPr>
-        <w:t>2</w:t>
-      </w:r>
+        <w:t>（</w:t>
+      </w:r>
+      <m:oMath>
+        <m:sSub>
+          <m:e>
+            <m:r>
+              <m:t>O</m:t>
+            </m:r>
+          </m:e>
+          <m:sub>
+            <m:r>
+              <m:t>2</m:t>
+            </m:r>
+          </m:sub>
+        </m:sSub>
+      </m:oMath>
       <w:r>
         <w:rPr>
           <w:rFonts w:hint="eastAsia" w:ascii="Times New Roman" w:hAnsi="Times New Roman" w:eastAsia="Times New Roman" w:cs="Times New Roman"/>
@@ -3405,15 +3429,22 @@
         <w:rPr>
           <w:rFonts w:ascii="Times New Roman" w:hAnsi="Times New Roman" w:eastAsia="Times New Roman" w:cs="Times New Roman"/>
         </w:rPr>
-        <w:t xml:space="preserve"> H</w:t>
-      </w:r>
-      <w:r>
-        <w:rPr>
-          <w:rFonts w:ascii="Times New Roman" w:hAnsi="Times New Roman" w:eastAsia="Times New Roman" w:cs="Times New Roman"/>
-          <w:vertAlign w:val="subscript"/>
-        </w:rPr>
-        <w:t>2</w:t>
-      </w:r>
+        <w:t xml:space="preserve"> </w:t>
+      </w:r>
+      <m:oMath>
+        <m:sSub>
+          <m:e>
+            <m:r>
+              <m:t>H</m:t>
+            </m:r>
+          </m:e>
+          <m:sub>
+            <m:r>
+              <m:t>2</m:t>
+            </m:r>
+          </m:sub>
+        </m:sSub>
+      </m:oMath>
       <w:r>
         <w:rPr>
           <w:rFonts w:ascii="Times New Roman" w:hAnsi="Times New Roman" w:eastAsia="Times New Roman" w:cs="Times New Roman"/>
@@ -4496,15 +4527,31 @@
         <w:rPr>
           <w:rFonts w:ascii="Times New Roman" w:hAnsi="Times New Roman" w:eastAsia="Times New Roman" w:cs="Times New Roman"/>
         </w:rPr>
-        <w:t xml:space="preserve"> CaCO</w:t>
-      </w:r>
-      <w:r>
-        <w:rPr>
-          <w:rFonts w:ascii="Times New Roman" w:hAnsi="Times New Roman" w:eastAsia="Times New Roman" w:cs="Times New Roman"/>
-          <w:vertAlign w:val="subscript"/>
-        </w:rPr>
-        <w:t>3</w:t>
-      </w:r>
+        <w:t xml:space="preserve"> </w:t>
+      </w:r>
+      <m:oMath>
+        <m:r>
+          <m:t>C</m:t>
+        </m:r>
+        <m:r>
+          <m:t>a</m:t>
+        </m:r>
+        <m:r>
+          <m:t>C</m:t>
+        </m:r>
+        <m:sSub>
+          <m:e>
+            <m:r>
+              <m:t>O</m:t>
+            </m:r>
+          </m:e>
+          <m:sub>
+            <m:r>
+              <m:t>3</m:t>
+            </m:r>
+          </m:sub>
+        </m:sSub>
+      </m:oMath>
       <w:r>
         <w:rPr>
           <w:rFonts w:ascii="Times New Roman" w:hAnsi="Times New Roman" w:eastAsia="Times New Roman" w:cs="Times New Roman"/>
@@ -4521,15 +4568,25 @@
         <w:rPr>
           <w:rFonts w:ascii="Times New Roman" w:hAnsi="Times New Roman" w:eastAsia="Times New Roman" w:cs="Times New Roman"/>
         </w:rPr>
-        <w:t xml:space="preserve"> CO</w:t>
-      </w:r>
-      <w:r>
-        <w:rPr>
-          <w:rFonts w:ascii="Times New Roman" w:hAnsi="Times New Roman" w:eastAsia="Times New Roman" w:cs="Times New Roman"/>
-          <w:vertAlign w:val="subscript"/>
-        </w:rPr>
-        <w:t>2</w:t>
-      </w:r>
+        <w:t xml:space="preserve"> </w:t>
+      </w:r>
+      <m:oMath>
+        <m:r>
+          <m:t>C</m:t>
+        </m:r>
+        <m:sSub>
+          <m:e>
+            <m:r>
+              <m:t>O</m:t>
+            </m:r>
+          </m:e>
+          <m:sub>
+            <m:r>
+              <m:t>2</m:t>
+            </m:r>
+          </m:sub>
+        </m:sSub>
+      </m:oMath>
       <w:r>
         <w:rPr>
           <w:rFonts w:ascii="Times New Roman" w:hAnsi="Times New Roman" w:eastAsia="Times New Roman" w:cs="Times New Roman"/>
@@ -4558,15 +4615,25 @@
         <w:rPr>
           <w:rFonts w:ascii="Times New Roman" w:hAnsi="Times New Roman" w:eastAsia="Times New Roman" w:cs="Times New Roman"/>
         </w:rPr>
-        <w:t xml:space="preserve"> CO</w:t>
-      </w:r>
-      <w:r>
-        <w:rPr>
-          <w:rFonts w:ascii="Times New Roman" w:hAnsi="Times New Roman" w:eastAsia="Times New Roman" w:cs="Times New Roman"/>
-          <w:vertAlign w:val="subscript"/>
-        </w:rPr>
-        <w:t>2</w:t>
-      </w:r>
+        <w:t xml:space="preserve"> </w:t>
+      </w:r>
+      <m:oMath>
+        <m:r>
+          <m:t>C</m:t>
+        </m:r>
+        <m:sSub>
+          <m:e>
+            <m:r>
+              <m:t>O</m:t>
+            </m:r>
+          </m:e>
+          <m:sub>
+            <m:r>
+              <m:t>2</m:t>
+            </m:r>
+          </m:sub>
+        </m:sSub>
+      </m:oMath>
       <w:r>
         <w:rPr>
           <w:rFonts w:ascii="Times New Roman" w:hAnsi="Times New Roman" w:eastAsia="Times New Roman" w:cs="Times New Roman"/>
@@ -4752,15 +4819,31 @@
         <w:rPr>
           <w:rFonts w:ascii="Times New Roman" w:hAnsi="Times New Roman" w:eastAsia="Times New Roman" w:cs="Times New Roman"/>
         </w:rPr>
-        <w:t xml:space="preserve"> Ca</w:t>
-      </w:r>
-      <w:r>
-        <w:rPr>
-          <w:rFonts w:ascii="Times New Roman" w:hAnsi="Times New Roman" w:eastAsia="Times New Roman" w:cs="Times New Roman"/>
-          <w:vertAlign w:val="superscript"/>
-        </w:rPr>
-        <w:t>2+</w:t>
-      </w:r>
+        <w:t xml:space="preserve"> </w:t>
+      </w:r>
+      <m:oMath>
+        <m:r>
+          <m:t>C</m:t>
+        </m:r>
+        <m:sSup>
+          <m:e>
+            <m:r>
+              <m:t>a</m:t>
+            </m:r>
+          </m:e>
+          <m:sup>
+            <m:r>
+              <m:t>2</m:t>
+            </m:r>
+            <m:r>
+              <m:rPr>
+                <m:sty m:val="p"/>
+              </m:rPr>
+              <m:t>+</m:t>
+            </m:r>
+          </m:sup>
+        </m:sSup>
+      </m:oMath>
       <w:r>
         <w:rPr>
           <w:rFonts w:ascii="Times New Roman" w:hAnsi="Times New Roman" w:eastAsia="Times New Roman" w:cs="Times New Roman"/>
@@ -4788,15 +4871,31 @@
         <w:rPr>
           <w:rFonts w:hint="eastAsia" w:ascii="Times New Roman" w:hAnsi="Times New Roman" w:eastAsia="Times New Roman" w:cs="Times New Roman"/>
         </w:rPr>
-        <w:t>（CaCO</w:t>
-      </w:r>
-      <w:r>
-        <w:rPr>
-          <w:rFonts w:hint="eastAsia" w:ascii="Times New Roman" w:hAnsi="Times New Roman" w:eastAsia="Times New Roman" w:cs="Times New Roman"/>
-          <w:vertAlign w:val="subscript"/>
-        </w:rPr>
-        <w:t>3</w:t>
-      </w:r>
+        <w:t xml:space="preserve">（</w:t>
+      </w:r>
+      <m:oMath>
+        <m:r>
+          <m:t>C</m:t>
+        </m:r>
+        <m:r>
+          <m:t>a</m:t>
+        </m:r>
+        <m:r>
+          <m:t>C</m:t>
+        </m:r>
+        <m:sSub>
+          <m:e>
+            <m:r>
+              <m:t>O</m:t>
+            </m:r>
+          </m:e>
+          <m:sub>
+            <m:r>
+              <m:t>3</m:t>
+            </m:r>
+          </m:sub>
+        </m:sSub>
+      </m:oMath>
       <w:r>
         <w:rPr>
           <w:rFonts w:ascii="Times New Roman" w:hAnsi="Times New Roman" w:eastAsia="Times New Roman" w:cs="Times New Roman"/>
@@ -18836,7 +18935,7 @@
     <ns0:name ns0:val="Verbatim Char"/>
     <ns0:basedOn ns0:val="BodyTextChar"/>
     <ns0:rPr>
-      <ns0:rFonts ns0:ascii="Times New Roman" ns0:cs="Times New Roman" ns0:eastAsia="FangSong" ns0:hAnsi="Times New Roman"/>
+      <ns0:rFonts ns0:ascii="SimSun" ns0:cs="SimSun" ns0:eastAsia="SimSun" ns0:hAnsi="SimSun"/>
       <ns0:b ns0:val="0"/>
       <ns0:sz ns0:val="20"/>
     </ns0:rPr>
@@ -18890,7 +18989,7 @@
       <w:wordWrap w:val="off"/>
     </w:pPr>
     <ns0:rPr>
-      <w:rFonts ns0:ascii="Times New Roman" ns0:hAnsi="Times New Roman" ns0:eastAsia="FangSong" ns0:cs="Times New Roman"/>
+      <w:rFonts ns0:ascii="SimSun" ns0:hAnsi="SimSun" ns0:eastAsia="SimSun" ns0:cs="SimSun"/>
     </ns0:rPr>
   </w:style>
   <w:style w:type="character" w:customStyle="1" w:styleId="KeywordTok">

--- a/00-首页/题组Word/专项卷/二分册/专项卷IX-学生版.docx
+++ b/00-首页/题组Word/专项卷/二分册/专项卷IX-学生版.docx
@@ -697,6 +697,31 @@
         </w:rPr>
         <w:t>。</w:t>
       </w:r>
+    </w:p>
+    <w:p>
+      <w:pPr>
+        <w:spacing w:before="0" w:after="0"/>
+      </w:pPr>
+    </w:p>
+    <w:p>
+      <w:pPr>
+        <w:spacing w:before="0" w:after="0"/>
+      </w:pPr>
+    </w:p>
+    <w:p>
+      <w:pPr>
+        <w:spacing w:before="0" w:after="0"/>
+      </w:pPr>
+    </w:p>
+    <w:p>
+      <w:pPr>
+        <w:spacing w:before="0" w:after="0"/>
+      </w:pPr>
+    </w:p>
+    <w:p>
+      <w:pPr>
+        <w:spacing w:before="0" w:after="0"/>
+      </w:pPr>
     </w:p>
     <w:bookmarkEnd w:id="10"/>
     <w:bookmarkStart w:id="11" w:name="第-2-题"/>
@@ -1444,6 +1469,31 @@
         <w:t>。</w:t>
       </w:r>
     </w:p>
+    <w:p>
+      <w:pPr>
+        <w:spacing w:before="0" w:after="0"/>
+      </w:pPr>
+    </w:p>
+    <w:p>
+      <w:pPr>
+        <w:spacing w:before="0" w:after="0"/>
+      </w:pPr>
+    </w:p>
+    <w:p>
+      <w:pPr>
+        <w:spacing w:before="0" w:after="0"/>
+      </w:pPr>
+    </w:p>
+    <w:p>
+      <w:pPr>
+        <w:spacing w:before="0" w:after="0"/>
+      </w:pPr>
+    </w:p>
+    <w:p>
+      <w:pPr>
+        <w:spacing w:before="0" w:after="0"/>
+      </w:pPr>
+    </w:p>
     <w:bookmarkEnd w:id="11"/>
     <w:bookmarkStart w:id="12" w:name="第-3-题"/>
     <w:p>
@@ -2273,6 +2323,16 @@
         <w:t xml:space="preserve">不变</w:t>
       </w:r>
     </w:p>
+    <w:p>
+      <w:pPr>
+        <w:spacing w:before="0" w:after="0"/>
+      </w:pPr>
+    </w:p>
+    <w:p>
+      <w:pPr>
+        <w:spacing w:before="0" w:after="0"/>
+      </w:pPr>
+    </w:p>
     <w:bookmarkEnd w:id="12"/>
     <w:bookmarkStart w:id="16" w:name="第-4-题"/>
     <w:p>
@@ -2843,7 +2903,7 @@
         </w:rPr>
         <w:drawing>
           <wp:inline>
-            <wp:extent cx="3240000" cy="3450887"/>
+            <wp:extent cx="3240000" cy="3421078"/>
             <wp:effectExtent b="0" l="0" r="0" t="0"/>
             <wp:docPr descr="" title="" id="14" name="Picture"/>
             <a:graphic>
@@ -2864,7 +2924,7 @@
                   <pic:spPr bwMode="auto">
                     <a:xfrm>
                       <a:off x="0" y="0"/>
-                      <a:ext cx="3240000" cy="3450887"/>
+                      <a:ext cx="3240000" cy="3421078"/>
                     </a:xfrm>
                     <a:prstGeom prst="rect">
                       <a:avLst/>
@@ -3029,6 +3089,46 @@
         <w:t>。</w:t>
       </w:r>
     </w:p>
+    <w:p>
+      <w:pPr>
+        <w:spacing w:before="0" w:after="0"/>
+      </w:pPr>
+    </w:p>
+    <w:p>
+      <w:pPr>
+        <w:spacing w:before="0" w:after="0"/>
+      </w:pPr>
+    </w:p>
+    <w:p>
+      <w:pPr>
+        <w:spacing w:before="0" w:after="0"/>
+      </w:pPr>
+    </w:p>
+    <w:p>
+      <w:pPr>
+        <w:spacing w:before="0" w:after="0"/>
+      </w:pPr>
+    </w:p>
+    <w:p>
+      <w:pPr>
+        <w:spacing w:before="0" w:after="0"/>
+      </w:pPr>
+    </w:p>
+    <w:p>
+      <w:pPr>
+        <w:spacing w:before="0" w:after="0"/>
+      </w:pPr>
+    </w:p>
+    <w:p>
+      <w:pPr>
+        <w:spacing w:before="0" w:after="0"/>
+      </w:pPr>
+    </w:p>
+    <w:p>
+      <w:pPr>
+        <w:spacing w:before="0" w:after="0"/>
+      </w:pPr>
+    </w:p>
     <w:bookmarkEnd w:id="16"/>
     <w:bookmarkStart w:id="17" w:name="第-5-题"/>
     <w:p>
@@ -4030,6 +4130,46 @@
         <w:t>？</w:t>
       </w:r>
     </w:p>
+    <w:p>
+      <w:pPr>
+        <w:spacing w:before="0" w:after="0"/>
+      </w:pPr>
+    </w:p>
+    <w:p>
+      <w:pPr>
+        <w:spacing w:before="0" w:after="0"/>
+      </w:pPr>
+    </w:p>
+    <w:p>
+      <w:pPr>
+        <w:spacing w:before="0" w:after="0"/>
+      </w:pPr>
+    </w:p>
+    <w:p>
+      <w:pPr>
+        <w:spacing w:before="0" w:after="0"/>
+      </w:pPr>
+    </w:p>
+    <w:p>
+      <w:pPr>
+        <w:spacing w:before="0" w:after="0"/>
+      </w:pPr>
+    </w:p>
+    <w:p>
+      <w:pPr>
+        <w:spacing w:before="0" w:after="0"/>
+      </w:pPr>
+    </w:p>
+    <w:p>
+      <w:pPr>
+        <w:spacing w:before="0" w:after="0"/>
+      </w:pPr>
+    </w:p>
+    <w:p>
+      <w:pPr>
+        <w:spacing w:before="0" w:after="0"/>
+      </w:pPr>
+    </w:p>
     <w:bookmarkEnd w:id="17"/>
     <w:bookmarkStart w:id="18" w:name="第-6-题"/>
     <w:p>
@@ -4415,6 +4555,31 @@
         </w:rPr>
         <w:t>？</w:t>
       </w:r>
+    </w:p>
+    <w:p>
+      <w:pPr>
+        <w:spacing w:before="0" w:after="0"/>
+      </w:pPr>
+    </w:p>
+    <w:p>
+      <w:pPr>
+        <w:spacing w:before="0" w:after="0"/>
+      </w:pPr>
+    </w:p>
+    <w:p>
+      <w:pPr>
+        <w:spacing w:before="0" w:after="0"/>
+      </w:pPr>
+    </w:p>
+    <w:p>
+      <w:pPr>
+        <w:spacing w:before="0" w:after="0"/>
+      </w:pPr>
+    </w:p>
+    <w:p>
+      <w:pPr>
+        <w:spacing w:before="0" w:after="0"/>
+      </w:pPr>
     </w:p>
     <w:bookmarkEnd w:id="18"/>
     <w:bookmarkStart w:id="19" w:name="第-7-题"/>
@@ -5165,6 +5330,31 @@
         </w:rPr>
         <w:t xml:space="preserve">）</w:t>
       </w:r>
+    </w:p>
+    <w:p>
+      <w:pPr>
+        <w:spacing w:before="0" w:after="0"/>
+      </w:pPr>
+    </w:p>
+    <w:p>
+      <w:pPr>
+        <w:spacing w:before="0" w:after="0"/>
+      </w:pPr>
+    </w:p>
+    <w:p>
+      <w:pPr>
+        <w:spacing w:before="0" w:after="0"/>
+      </w:pPr>
+    </w:p>
+    <w:p>
+      <w:pPr>
+        <w:spacing w:before="0" w:after="0"/>
+      </w:pPr>
+    </w:p>
+    <w:p>
+      <w:pPr>
+        <w:spacing w:before="0" w:after="0"/>
+      </w:pPr>
     </w:p>
     <w:bookmarkEnd w:id="19"/>
     <w:bookmarkStart w:id="20" w:name="第-8-题"/>
@@ -5482,6 +5672,31 @@
         <w:t>）。</w:t>
       </w:r>
     </w:p>
+    <w:p>
+      <w:pPr>
+        <w:spacing w:before="0" w:after="0"/>
+      </w:pPr>
+    </w:p>
+    <w:p>
+      <w:pPr>
+        <w:spacing w:before="0" w:after="0"/>
+      </w:pPr>
+    </w:p>
+    <w:p>
+      <w:pPr>
+        <w:spacing w:before="0" w:after="0"/>
+      </w:pPr>
+    </w:p>
+    <w:p>
+      <w:pPr>
+        <w:spacing w:before="0" w:after="0"/>
+      </w:pPr>
+    </w:p>
+    <w:p>
+      <w:pPr>
+        <w:spacing w:before="0" w:after="0"/>
+      </w:pPr>
+    </w:p>
     <w:bookmarkEnd w:id="20"/>
     <w:bookmarkStart w:id="21" w:name="第-9-题"/>
     <w:p>
@@ -5599,10 +5814,6 @@
     <w:p>
       <w:pPr>
         <w:pStyle w:val="Compact"/>
-        <w:numPr>
-          <w:ilvl w:val="0"/>
-          <w:numId w:val="1005"/>
-        </w:numPr>
       </w:pPr>
       <m:oMath>
         <m:oMathPr>
@@ -6381,6 +6592,31 @@
           </m:e>
         </m:d>
       </m:oMath>
+    </w:p>
+    <w:p>
+      <w:pPr>
+        <w:spacing w:before="0" w:after="0"/>
+      </w:pPr>
+    </w:p>
+    <w:p>
+      <w:pPr>
+        <w:spacing w:before="0" w:after="0"/>
+      </w:pPr>
+    </w:p>
+    <w:p>
+      <w:pPr>
+        <w:spacing w:before="0" w:after="0"/>
+      </w:pPr>
+    </w:p>
+    <w:p>
+      <w:pPr>
+        <w:spacing w:before="0" w:after="0"/>
+      </w:pPr>
+    </w:p>
+    <w:p>
+      <w:pPr>
+        <w:spacing w:before="0" w:after="0"/>
+      </w:pPr>
     </w:p>
     <w:bookmarkEnd w:id="21"/>
     <w:bookmarkStart w:id="34" w:name="第-10-题"/>
@@ -6893,7 +7129,7 @@
         </w:rPr>
         <w:drawing>
           <wp:inline>
-            <wp:extent cx="3240000" cy="3380869"/>
+            <wp:extent cx="3185819" cy="3380869"/>
             <wp:effectExtent b="0" l="0" r="0" t="0"/>
             <wp:docPr descr="" title="" id="23" name="Picture"/>
             <a:graphic>
@@ -6914,7 +7150,7 @@
                   <pic:spPr bwMode="auto">
                     <a:xfrm>
                       <a:off x="0" y="0"/>
-                      <a:ext cx="3240000" cy="3380869"/>
+                      <a:ext cx="3185819" cy="3380869"/>
                     </a:xfrm>
                     <a:prstGeom prst="rect">
                       <a:avLst/>
@@ -7136,7 +7372,7 @@
         </w:rPr>
         <w:drawing>
           <wp:inline>
-            <wp:extent cx="3240000" cy="3358405"/>
+            <wp:extent cx="3240000" cy="3315349"/>
             <wp:effectExtent b="0" l="0" r="0" t="0"/>
             <wp:docPr descr="" title="" id="32" name="Picture"/>
             <a:graphic>
@@ -7157,7 +7393,7 @@
                   <pic:spPr bwMode="auto">
                     <a:xfrm>
                       <a:off x="0" y="0"/>
-                      <a:ext cx="3240000" cy="3358405"/>
+                      <a:ext cx="3240000" cy="3315349"/>
                     </a:xfrm>
                     <a:prstGeom prst="rect">
                       <a:avLst/>
@@ -7205,73 +7441,6 @@
         <w:t xml:space="preserve">D）</w:t>
       </w:r>
     </w:p>
-    <w:p>
-      <w:pPr>
-        <w:pStyle w:val="BlockText"/>
-      </w:pPr>
-      <w:r>
-        <w:rPr>
-          <w:rFonts w:hint="eastAsia" w:ascii="Times New Roman" w:hAnsi="Times New Roman" w:eastAsia="FangSong" w:cs="Times New Roman"/>
-          <w:b/>
-          <w:bCs/>
-        </w:rPr>
-        <w:t xml:space="preserve">校勘注</w:t>
-      </w:r>
-      <w:r>
-        <w:rPr>
-          <w:rFonts w:hint="eastAsia" w:ascii="Times New Roman" w:hAnsi="Times New Roman" w:eastAsia="Times New Roman" w:cs="Times New Roman"/>
-        </w:rPr>
-        <w:t>：</w:t>
-      </w:r>
-      <w:r>
-        <w:rPr>
-          <w:rFonts w:hint="eastAsia" w:ascii="Times New Roman" w:hAnsi="Times New Roman" w:eastAsia="FangSong" w:cs="Times New Roman"/>
-        </w:rPr>
-        <w:t>原书</w:t>
-      </w:r>
-      <w:r>
-        <w:rPr>
-          <w:rFonts w:ascii="Times New Roman" w:hAnsi="Times New Roman" w:eastAsia="Times New Roman" w:cs="Times New Roman"/>
-        </w:rPr>
-        <w:t xml:space="preserve"> A/B/C/D </w:t>
-      </w:r>
-      <w:r>
-        <w:rPr>
-          <w:rFonts w:hint="eastAsia" w:ascii="Times New Roman" w:hAnsi="Times New Roman" w:eastAsia="FangSong" w:cs="Times New Roman"/>
-        </w:rPr>
-        <w:t>四图并列排版</w:t>
-      </w:r>
-      <w:r>
-        <w:rPr>
-          <w:rFonts w:hint="eastAsia" w:ascii="Times New Roman" w:hAnsi="Times New Roman" w:eastAsia="Times New Roman" w:cs="Times New Roman"/>
-        </w:rPr>
-        <w:t>，</w:t>
-      </w:r>
-      <w:r>
-        <w:rPr>
-          <w:rFonts w:hint="eastAsia" w:ascii="Times New Roman" w:hAnsi="Times New Roman" w:eastAsia="FangSong" w:cs="Times New Roman"/>
-        </w:rPr>
-        <w:t>按</w:t>
-      </w:r>
-      <w:r>
-        <w:rPr>
-          <w:rFonts w:ascii="Times New Roman" w:hAnsi="Times New Roman" w:eastAsia="Times New Roman" w:cs="Times New Roman"/>
-        </w:rPr>
-        <w:t xml:space="preserve"> SOP 8.2 </w:t>
-      </w:r>
-      <w:r>
-        <w:rPr>
-          <w:rFonts w:hint="eastAsia" w:ascii="Times New Roman" w:hAnsi="Times New Roman" w:eastAsia="FangSong" w:cs="Times New Roman"/>
-        </w:rPr>
-        <w:t>将图片竖排呈现并附标注</w:t>
-      </w:r>
-      <w:r>
-        <w:rPr>
-          <w:rFonts w:hint="eastAsia" w:ascii="Times New Roman" w:hAnsi="Times New Roman" w:eastAsia="Times New Roman" w:cs="Times New Roman"/>
-        </w:rPr>
-        <w:t>。</w:t>
-      </w:r>
-    </w:p>
     <w:bookmarkEnd w:id="34"/>
     <w:bookmarkStart w:id="35" w:name="有机化学11-题"/>
     <w:p>
@@ -7309,6 +7478,46 @@
         </w:rPr>
         <w:t>）</w:t>
       </w:r>
+    </w:p>
+    <w:p>
+      <w:pPr>
+        <w:spacing w:before="0" w:after="0"/>
+      </w:pPr>
+    </w:p>
+    <w:p>
+      <w:pPr>
+        <w:spacing w:before="0" w:after="0"/>
+      </w:pPr>
+    </w:p>
+    <w:p>
+      <w:pPr>
+        <w:spacing w:before="0" w:after="0"/>
+      </w:pPr>
+    </w:p>
+    <w:p>
+      <w:pPr>
+        <w:spacing w:before="0" w:after="0"/>
+      </w:pPr>
+    </w:p>
+    <w:p>
+      <w:pPr>
+        <w:spacing w:before="0" w:after="0"/>
+      </w:pPr>
+    </w:p>
+    <w:p>
+      <w:pPr>
+        <w:spacing w:before="0" w:after="0"/>
+      </w:pPr>
+    </w:p>
+    <w:p>
+      <w:pPr>
+        <w:spacing w:before="0" w:after="0"/>
+      </w:pPr>
+    </w:p>
+    <w:p>
+      <w:pPr>
+        <w:spacing w:before="0" w:after="0"/>
+      </w:pPr>
     </w:p>
     <w:bookmarkEnd w:id="35"/>
     <w:bookmarkStart w:id="42" w:name="第-11-题"/>
@@ -7792,7 +8001,7 @@
         </w:rPr>
         <w:drawing>
           <wp:inline>
-            <wp:extent cx="2298700" cy="2692400"/>
+            <wp:extent cx="2298700" cy="2688310"/>
             <wp:effectExtent b="0" l="0" r="0" t="0"/>
             <wp:docPr descr="" title="" id="37" name="Picture"/>
             <a:graphic>
@@ -7813,7 +8022,7 @@
                   <pic:spPr bwMode="auto">
                     <a:xfrm>
                       <a:off x="0" y="0"/>
-                      <a:ext cx="2298700" cy="2692400"/>
+                      <a:ext cx="2298700" cy="2688310"/>
                     </a:xfrm>
                     <a:prstGeom prst="rect">
                       <a:avLst/>
@@ -7884,6 +8093,16 @@
         </w:drawing>
       </w:r>
     </w:p>
+    <w:p>
+      <w:pPr>
+        <w:spacing w:before="0" w:after="0"/>
+      </w:pPr>
+    </w:p>
+    <w:p>
+      <w:pPr>
+        <w:spacing w:before="0" w:after="0"/>
+      </w:pPr>
+    </w:p>
     <w:bookmarkEnd w:id="42"/>
     <w:bookmarkStart w:id="49" w:name="第-12-题"/>
     <w:p>
@@ -8058,7 +8277,7 @@
         </w:rPr>
         <w:drawing>
           <wp:inline>
-            <wp:extent cx="3009900" cy="2336800"/>
+            <wp:extent cx="3009900" cy="2270179"/>
             <wp:effectExtent b="0" l="0" r="0" t="0"/>
             <wp:docPr descr="" title="" id="44" name="Picture"/>
             <a:graphic>
@@ -8079,7 +8298,7 @@
                   <pic:spPr bwMode="auto">
                     <a:xfrm>
                       <a:off x="0" y="0"/>
-                      <a:ext cx="3009900" cy="2336800"/>
+                      <a:ext cx="3009900" cy="2270179"/>
                     </a:xfrm>
                     <a:prstGeom prst="rect">
                       <a:avLst/>
@@ -8121,7 +8340,7 @@
         </w:rPr>
         <w:drawing>
           <wp:inline>
-            <wp:extent cx="3600000" cy="2198657"/>
+            <wp:extent cx="3600000" cy="2152703"/>
             <wp:effectExtent b="0" l="0" r="0" t="0"/>
             <wp:docPr descr="" title="" id="47" name="Picture"/>
             <a:graphic>
@@ -8142,7 +8361,7 @@
                   <pic:spPr bwMode="auto">
                     <a:xfrm>
                       <a:off x="0" y="0"/>
-                      <a:ext cx="3600000" cy="2198657"/>
+                      <a:ext cx="3600000" cy="2152703"/>
                     </a:xfrm>
                     <a:prstGeom prst="rect">
                       <a:avLst/>
@@ -8164,6 +8383,8 @@
     <w:p>
       <w:pPr>
         <w:pStyle w:val="BodyText"/>
+        <w:ind w:left="480" w:hanging="480"/>
+        <w:spacing w:after="0"/>
       </w:pPr>
       <w:r>
         <w:rPr>
@@ -8183,6 +8404,13 @@
         </w:rPr>
         <w:t xml:space="preserve"> </w:t>
       </w:r>
+    </w:p>
+    <w:p>
+      <w:pPr>
+        <w:pStyle w:val="BodyText"/>
+        <w:ind w:left="480" w:hanging="480"/>
+        <w:spacing w:before="0" w:after="0"/>
+      </w:pPr>
       <w:r>
         <w:rPr>
           <w:rFonts w:ascii="Times New Roman" w:hAnsi="Times New Roman" w:eastAsia="Times New Roman" w:cs="Times New Roman"/>
@@ -8253,6 +8481,13 @@
         </w:rPr>
         <w:t xml:space="preserve"> </w:t>
       </w:r>
+    </w:p>
+    <w:p>
+      <w:pPr>
+        <w:pStyle w:val="BodyText"/>
+        <w:ind w:left="480" w:hanging="480"/>
+        <w:spacing w:before="0" w:after="0"/>
+      </w:pPr>
       <w:r>
         <w:rPr>
           <w:rFonts w:ascii="Times New Roman" w:hAnsi="Times New Roman" w:eastAsia="Times New Roman" w:cs="Times New Roman"/>
@@ -8271,6 +8506,13 @@
         </w:rPr>
         <w:t xml:space="preserve"> </w:t>
       </w:r>
+    </w:p>
+    <w:p>
+      <w:pPr>
+        <w:pStyle w:val="BodyText"/>
+        <w:ind w:left="480" w:hanging="480"/>
+        <w:spacing w:before="0" w:after="180"/>
+      </w:pPr>
       <w:r>
         <w:rPr>
           <w:rFonts w:ascii="Times New Roman" w:hAnsi="Times New Roman" w:eastAsia="Times New Roman" w:cs="Times New Roman"/>
@@ -8319,6 +8561,16 @@
         </w:rPr>
         <w:t xml:space="preserve">种</w:t>
       </w:r>
+    </w:p>
+    <w:p>
+      <w:pPr>
+        <w:spacing w:before="0" w:after="0"/>
+      </w:pPr>
+    </w:p>
+    <w:p>
+      <w:pPr>
+        <w:spacing w:before="0" w:after="0"/>
+      </w:pPr>
     </w:p>
     <w:bookmarkEnd w:id="49"/>
     <w:bookmarkStart w:id="50" w:name="第-13-题"/>
@@ -9026,6 +9278,31 @@
         <w:t>。</w:t>
       </w:r>
     </w:p>
+    <w:p>
+      <w:pPr>
+        <w:spacing w:before="0" w:after="0"/>
+      </w:pPr>
+    </w:p>
+    <w:p>
+      <w:pPr>
+        <w:spacing w:before="0" w:after="0"/>
+      </w:pPr>
+    </w:p>
+    <w:p>
+      <w:pPr>
+        <w:spacing w:before="0" w:after="0"/>
+      </w:pPr>
+    </w:p>
+    <w:p>
+      <w:pPr>
+        <w:spacing w:before="0" w:after="0"/>
+      </w:pPr>
+    </w:p>
+    <w:p>
+      <w:pPr>
+        <w:spacing w:before="0" w:after="0"/>
+      </w:pPr>
+    </w:p>
     <w:bookmarkEnd w:id="50"/>
     <w:bookmarkStart w:id="51" w:name="第-14-题"/>
     <w:p>
@@ -9253,6 +9530,31 @@
         </w:rPr>
         <w:t>。</w:t>
       </w:r>
+    </w:p>
+    <w:p>
+      <w:pPr>
+        <w:spacing w:before="0" w:after="0"/>
+      </w:pPr>
+    </w:p>
+    <w:p>
+      <w:pPr>
+        <w:spacing w:before="0" w:after="0"/>
+      </w:pPr>
+    </w:p>
+    <w:p>
+      <w:pPr>
+        <w:spacing w:before="0" w:after="0"/>
+      </w:pPr>
+    </w:p>
+    <w:p>
+      <w:pPr>
+        <w:spacing w:before="0" w:after="0"/>
+      </w:pPr>
+    </w:p>
+    <w:p>
+      <w:pPr>
+        <w:spacing w:before="0" w:after="0"/>
+      </w:pPr>
     </w:p>
     <w:bookmarkEnd w:id="51"/>
     <w:bookmarkStart w:id="55" w:name="第-15-题"/>
@@ -9785,6 +10087,46 @@
         <w:t>。</w:t>
       </w:r>
     </w:p>
+    <w:p>
+      <w:pPr>
+        <w:spacing w:before="0" w:after="0"/>
+      </w:pPr>
+    </w:p>
+    <w:p>
+      <w:pPr>
+        <w:spacing w:before="0" w:after="0"/>
+      </w:pPr>
+    </w:p>
+    <w:p>
+      <w:pPr>
+        <w:spacing w:before="0" w:after="0"/>
+      </w:pPr>
+    </w:p>
+    <w:p>
+      <w:pPr>
+        <w:spacing w:before="0" w:after="0"/>
+      </w:pPr>
+    </w:p>
+    <w:p>
+      <w:pPr>
+        <w:spacing w:before="0" w:after="0"/>
+      </w:pPr>
+    </w:p>
+    <w:p>
+      <w:pPr>
+        <w:spacing w:before="0" w:after="0"/>
+      </w:pPr>
+    </w:p>
+    <w:p>
+      <w:pPr>
+        <w:spacing w:before="0" w:after="0"/>
+      </w:pPr>
+    </w:p>
+    <w:p>
+      <w:pPr>
+        <w:spacing w:before="0" w:after="0"/>
+      </w:pPr>
+    </w:p>
     <w:bookmarkEnd w:id="55"/>
     <w:bookmarkStart w:id="59" w:name="第-16-题"/>
     <w:p>
@@ -9959,7 +10301,7 @@
         </w:rPr>
         <w:drawing>
           <wp:inline>
-            <wp:extent cx="3600000" cy="1147651"/>
+            <wp:extent cx="3563758" cy="1147651"/>
             <wp:effectExtent b="0" l="0" r="0" t="0"/>
             <wp:docPr descr="" title="" id="57" name="Picture"/>
             <a:graphic>
@@ -9980,7 +10322,7 @@
                   <pic:spPr bwMode="auto">
                     <a:xfrm>
                       <a:off x="0" y="0"/>
-                      <a:ext cx="3600000" cy="1147651"/>
+                      <a:ext cx="3563758" cy="1147651"/>
                     </a:xfrm>
                     <a:prstGeom prst="rect">
                       <a:avLst/>
@@ -9999,6 +10341,31 @@
         </w:drawing>
       </w:r>
     </w:p>
+    <w:p>
+      <w:pPr>
+        <w:spacing w:before="0" w:after="0"/>
+      </w:pPr>
+    </w:p>
+    <w:p>
+      <w:pPr>
+        <w:spacing w:before="0" w:after="0"/>
+      </w:pPr>
+    </w:p>
+    <w:p>
+      <w:pPr>
+        <w:spacing w:before="0" w:after="0"/>
+      </w:pPr>
+    </w:p>
+    <w:p>
+      <w:pPr>
+        <w:spacing w:before="0" w:after="0"/>
+      </w:pPr>
+    </w:p>
+    <w:p>
+      <w:pPr>
+        <w:spacing w:before="0" w:after="0"/>
+      </w:pPr>
+    </w:p>
     <w:bookmarkEnd w:id="59"/>
     <w:bookmarkStart w:id="63" w:name="第-17-题"/>
     <w:p>
@@ -10269,7 +10636,7 @@
         </w:rPr>
         <w:drawing>
           <wp:inline>
-            <wp:extent cx="3600000" cy="695337"/>
+            <wp:extent cx="3600000" cy="686368"/>
             <wp:effectExtent b="0" l="0" r="0" t="0"/>
             <wp:docPr descr="" title="" id="61" name="Picture"/>
             <a:graphic>
@@ -10290,7 +10657,7 @@
                   <pic:spPr bwMode="auto">
                     <a:xfrm>
                       <a:off x="0" y="0"/>
-                      <a:ext cx="3600000" cy="695337"/>
+                      <a:ext cx="3600000" cy="686368"/>
                     </a:xfrm>
                     <a:prstGeom prst="rect">
                       <a:avLst/>
@@ -10337,6 +10704,31 @@
         </w:rPr>
         <w:t>。</w:t>
       </w:r>
+    </w:p>
+    <w:p>
+      <w:pPr>
+        <w:spacing w:before="0" w:after="0"/>
+      </w:pPr>
+    </w:p>
+    <w:p>
+      <w:pPr>
+        <w:spacing w:before="0" w:after="0"/>
+      </w:pPr>
+    </w:p>
+    <w:p>
+      <w:pPr>
+        <w:spacing w:before="0" w:after="0"/>
+      </w:pPr>
+    </w:p>
+    <w:p>
+      <w:pPr>
+        <w:spacing w:before="0" w:after="0"/>
+      </w:pPr>
+    </w:p>
+    <w:p>
+      <w:pPr>
+        <w:spacing w:before="0" w:after="0"/>
+      </w:pPr>
     </w:p>
     <w:bookmarkEnd w:id="63"/>
     <w:bookmarkStart w:id="70" w:name="第-18-题"/>
@@ -11148,6 +11540,31 @@
         </w:rPr>
         <w:t xml:space="preserve"> ____。</w:t>
       </w:r>
+    </w:p>
+    <w:p>
+      <w:pPr>
+        <w:spacing w:before="0" w:after="0"/>
+      </w:pPr>
+    </w:p>
+    <w:p>
+      <w:pPr>
+        <w:spacing w:before="0" w:after="0"/>
+      </w:pPr>
+    </w:p>
+    <w:p>
+      <w:pPr>
+        <w:spacing w:before="0" w:after="0"/>
+      </w:pPr>
+    </w:p>
+    <w:p>
+      <w:pPr>
+        <w:spacing w:before="0" w:after="0"/>
+      </w:pPr>
+    </w:p>
+    <w:p>
+      <w:pPr>
+        <w:spacing w:before="0" w:after="0"/>
+      </w:pPr>
     </w:p>
     <w:bookmarkEnd w:id="70"/>
     <w:bookmarkStart w:id="71" w:name="第-19-题"/>
@@ -11682,6 +12099,8 @@
     <w:p>
       <w:pPr>
         <w:pStyle w:val="FirstParagraph"/>
+        <w:ind w:left="480" w:hanging="480"/>
+        <w:spacing w:after="0"/>
       </w:pPr>
       <w:r>
         <w:rPr>
@@ -11811,7 +12230,20 @@
         <w:rPr>
           <w:rFonts w:ascii="Times New Roman" w:hAnsi="Times New Roman" w:eastAsia="Times New Roman" w:cs="Times New Roman"/>
         </w:rPr>
-        <w:t xml:space="preserve">　B.</w:t>
+        <w:t xml:space="preserve">　</w:t>
+      </w:r>
+    </w:p>
+    <w:p>
+      <w:pPr>
+        <w:pStyle w:val="FirstParagraph"/>
+        <w:ind w:left="480" w:hanging="480"/>
+        <w:spacing w:before="0" w:after="0"/>
+      </w:pPr>
+      <w:r>
+        <w:rPr>
+          <w:rFonts w:ascii="Times New Roman" w:hAnsi="Times New Roman" w:eastAsia="Times New Roman" w:cs="Times New Roman"/>
+        </w:rPr>
+        <w:t xml:space="preserve">B.</w:t>
       </w:r>
       <w:r>
         <w:rPr>
@@ -11881,7 +12313,20 @@
         <w:rPr>
           <w:rFonts w:ascii="Times New Roman" w:hAnsi="Times New Roman" w:eastAsia="Times New Roman" w:cs="Times New Roman"/>
         </w:rPr>
-        <w:t xml:space="preserve">　C.</w:t>
+        <w:t xml:space="preserve">　</w:t>
+      </w:r>
+    </w:p>
+    <w:p>
+      <w:pPr>
+        <w:pStyle w:val="FirstParagraph"/>
+        <w:ind w:left="480" w:hanging="480"/>
+        <w:spacing w:before="0" w:after="0"/>
+      </w:pPr>
+      <w:r>
+        <w:rPr>
+          <w:rFonts w:ascii="Times New Roman" w:hAnsi="Times New Roman" w:eastAsia="Times New Roman" w:cs="Times New Roman"/>
+        </w:rPr>
+        <w:t xml:space="preserve">C.</w:t>
       </w:r>
       <w:r>
         <w:rPr>
@@ -11939,7 +12384,20 @@
         <w:rPr>
           <w:rFonts w:ascii="Times New Roman" w:hAnsi="Times New Roman" w:eastAsia="Times New Roman" w:cs="Times New Roman"/>
         </w:rPr>
-        <w:t xml:space="preserve">　D.</w:t>
+        <w:t xml:space="preserve">　</w:t>
+      </w:r>
+    </w:p>
+    <w:p>
+      <w:pPr>
+        <w:pStyle w:val="FirstParagraph"/>
+        <w:ind w:left="480" w:hanging="480"/>
+        <w:spacing w:before="0" w:after="180"/>
+      </w:pPr>
+      <w:r>
+        <w:rPr>
+          <w:rFonts w:ascii="Times New Roman" w:hAnsi="Times New Roman" w:eastAsia="Times New Roman" w:cs="Times New Roman"/>
+        </w:rPr>
+        <w:t xml:space="preserve">D.</w:t>
       </w:r>
       <w:r>
         <w:rPr>
@@ -12926,6 +13384,16 @@
         <w:t>）：____。</w:t>
       </w:r>
     </w:p>
+    <w:p>
+      <w:pPr>
+        <w:spacing w:before="0" w:after="0"/>
+      </w:pPr>
+    </w:p>
+    <w:p>
+      <w:pPr>
+        <w:spacing w:before="0" w:after="0"/>
+      </w:pPr>
+    </w:p>
     <w:bookmarkEnd w:id="71"/>
     <w:bookmarkStart w:id="78" w:name="第-20-题"/>
     <w:p>
@@ -13172,7 +13640,7 @@
         </w:rPr>
         <w:drawing>
           <wp:inline>
-            <wp:extent cx="3600000" cy="1305221"/>
+            <wp:extent cx="3600000" cy="1296142"/>
             <wp:effectExtent b="0" l="0" r="0" t="0"/>
             <wp:docPr descr="" title="" id="73" name="Picture"/>
             <a:graphic>
@@ -13193,7 +13661,7 @@
                   <pic:spPr bwMode="auto">
                     <a:xfrm>
                       <a:off x="0" y="0"/>
-                      <a:ext cx="3600000" cy="1305221"/>
+                      <a:ext cx="3600000" cy="1296142"/>
                     </a:xfrm>
                     <a:prstGeom prst="rect">
                       <a:avLst/>
@@ -14099,6 +14567,46 @@
         <w:t>。</w:t>
       </w:r>
     </w:p>
+    <w:p>
+      <w:pPr>
+        <w:spacing w:before="0" w:after="0"/>
+      </w:pPr>
+    </w:p>
+    <w:p>
+      <w:pPr>
+        <w:spacing w:before="0" w:after="0"/>
+      </w:pPr>
+    </w:p>
+    <w:p>
+      <w:pPr>
+        <w:spacing w:before="0" w:after="0"/>
+      </w:pPr>
+    </w:p>
+    <w:p>
+      <w:pPr>
+        <w:spacing w:before="0" w:after="0"/>
+      </w:pPr>
+    </w:p>
+    <w:p>
+      <w:pPr>
+        <w:spacing w:before="0" w:after="0"/>
+      </w:pPr>
+    </w:p>
+    <w:p>
+      <w:pPr>
+        <w:spacing w:before="0" w:after="0"/>
+      </w:pPr>
+    </w:p>
+    <w:p>
+      <w:pPr>
+        <w:spacing w:before="0" w:after="0"/>
+      </w:pPr>
+    </w:p>
+    <w:p>
+      <w:pPr>
+        <w:spacing w:before="0" w:after="0"/>
+      </w:pPr>
+    </w:p>
     <w:bookmarkEnd w:id="78"/>
     <w:bookmarkStart w:id="79" w:name="第-21-题"/>
     <w:p>
@@ -14487,6 +14995,46 @@
         <w:t>）</w:t>
       </w:r>
     </w:p>
+    <w:p>
+      <w:pPr>
+        <w:spacing w:before="0" w:after="0"/>
+      </w:pPr>
+    </w:p>
+    <w:p>
+      <w:pPr>
+        <w:spacing w:before="0" w:after="0"/>
+      </w:pPr>
+    </w:p>
+    <w:p>
+      <w:pPr>
+        <w:spacing w:before="0" w:after="0"/>
+      </w:pPr>
+    </w:p>
+    <w:p>
+      <w:pPr>
+        <w:spacing w:before="0" w:after="0"/>
+      </w:pPr>
+    </w:p>
+    <w:p>
+      <w:pPr>
+        <w:spacing w:before="0" w:after="0"/>
+      </w:pPr>
+    </w:p>
+    <w:p>
+      <w:pPr>
+        <w:spacing w:before="0" w:after="0"/>
+      </w:pPr>
+    </w:p>
+    <w:p>
+      <w:pPr>
+        <w:spacing w:before="0" w:after="0"/>
+      </w:pPr>
+    </w:p>
+    <w:p>
+      <w:pPr>
+        <w:spacing w:before="0" w:after="0"/>
+      </w:pPr>
+    </w:p>
     <w:bookmarkEnd w:id="80"/>
     <w:bookmarkStart w:id="81" w:name="第-22-题"/>
     <w:p>
@@ -14730,6 +15278,31 @@
         </w:rPr>
         <w:t>。</w:t>
       </w:r>
+    </w:p>
+    <w:p>
+      <w:pPr>
+        <w:spacing w:before="0" w:after="0"/>
+      </w:pPr>
+    </w:p>
+    <w:p>
+      <w:pPr>
+        <w:spacing w:before="0" w:after="0"/>
+      </w:pPr>
+    </w:p>
+    <w:p>
+      <w:pPr>
+        <w:spacing w:before="0" w:after="0"/>
+      </w:pPr>
+    </w:p>
+    <w:p>
+      <w:pPr>
+        <w:spacing w:before="0" w:after="0"/>
+      </w:pPr>
+    </w:p>
+    <w:p>
+      <w:pPr>
+        <w:spacing w:before="0" w:after="0"/>
+      </w:pPr>
     </w:p>
     <w:bookmarkEnd w:id="81"/>
     <w:bookmarkStart w:id="82" w:name="第-23-题"/>
@@ -15735,6 +16308,31 @@
         <w:t>？</w:t>
       </w:r>
     </w:p>
+    <w:p>
+      <w:pPr>
+        <w:spacing w:before="0" w:after="0"/>
+      </w:pPr>
+    </w:p>
+    <w:p>
+      <w:pPr>
+        <w:spacing w:before="0" w:after="0"/>
+      </w:pPr>
+    </w:p>
+    <w:p>
+      <w:pPr>
+        <w:spacing w:before="0" w:after="0"/>
+      </w:pPr>
+    </w:p>
+    <w:p>
+      <w:pPr>
+        <w:spacing w:before="0" w:after="0"/>
+      </w:pPr>
+    </w:p>
+    <w:p>
+      <w:pPr>
+        <w:spacing w:before="0" w:after="0"/>
+      </w:pPr>
+    </w:p>
     <w:bookmarkEnd w:id="82"/>
     <w:bookmarkStart w:id="83" w:name="第-24-题"/>
     <w:p>
@@ -16386,6 +16984,46 @@
         </w:rPr>
         <w:t>。</w:t>
       </w:r>
+    </w:p>
+    <w:p>
+      <w:pPr>
+        <w:spacing w:before="0" w:after="0"/>
+      </w:pPr>
+    </w:p>
+    <w:p>
+      <w:pPr>
+        <w:spacing w:before="0" w:after="0"/>
+      </w:pPr>
+    </w:p>
+    <w:p>
+      <w:pPr>
+        <w:spacing w:before="0" w:after="0"/>
+      </w:pPr>
+    </w:p>
+    <w:p>
+      <w:pPr>
+        <w:spacing w:before="0" w:after="0"/>
+      </w:pPr>
+    </w:p>
+    <w:p>
+      <w:pPr>
+        <w:spacing w:before="0" w:after="0"/>
+      </w:pPr>
+    </w:p>
+    <w:p>
+      <w:pPr>
+        <w:spacing w:before="0" w:after="0"/>
+      </w:pPr>
+    </w:p>
+    <w:p>
+      <w:pPr>
+        <w:spacing w:before="0" w:after="0"/>
+      </w:pPr>
+    </w:p>
+    <w:p>
+      <w:pPr>
+        <w:spacing w:before="0" w:after="0"/>
+      </w:pPr>
     </w:p>
     <w:bookmarkEnd w:id="83"/>
     <w:bookmarkStart w:id="87" w:name="第-25-题"/>
@@ -16957,7 +17595,7 @@
         </w:rPr>
         <w:drawing>
           <wp:inline>
-            <wp:extent cx="3240000" cy="2673000"/>
+            <wp:extent cx="3240000" cy="2665957"/>
             <wp:effectExtent b="0" l="0" r="0" t="0"/>
             <wp:docPr descr="" title="" id="85" name="Picture"/>
             <a:graphic>
@@ -16978,7 +17616,7 @@
                   <pic:spPr bwMode="auto">
                     <a:xfrm>
                       <a:off x="0" y="0"/>
-                      <a:ext cx="3240000" cy="2673000"/>
+                      <a:ext cx="3240000" cy="2665957"/>
                     </a:xfrm>
                     <a:prstGeom prst="rect">
                       <a:avLst/>
@@ -17154,6 +17792,46 @@
         </w:rPr>
         <w:t>。</w:t>
       </w:r>
+    </w:p>
+    <w:p>
+      <w:pPr>
+        <w:spacing w:before="0" w:after="0"/>
+      </w:pPr>
+    </w:p>
+    <w:p>
+      <w:pPr>
+        <w:spacing w:before="0" w:after="0"/>
+      </w:pPr>
+    </w:p>
+    <w:p>
+      <w:pPr>
+        <w:spacing w:before="0" w:after="0"/>
+      </w:pPr>
+    </w:p>
+    <w:p>
+      <w:pPr>
+        <w:spacing w:before="0" w:after="0"/>
+      </w:pPr>
+    </w:p>
+    <w:p>
+      <w:pPr>
+        <w:spacing w:before="0" w:after="0"/>
+      </w:pPr>
+    </w:p>
+    <w:p>
+      <w:pPr>
+        <w:spacing w:before="0" w:after="0"/>
+      </w:pPr>
+    </w:p>
+    <w:p>
+      <w:pPr>
+        <w:spacing w:before="0" w:after="0"/>
+      </w:pPr>
+    </w:p>
+    <w:p>
+      <w:pPr>
+        <w:spacing w:before="0" w:after="0"/>
+      </w:pPr>
     </w:p>
     <w:p>
       <w:pPr>

--- a/00-首页/题组Word/专项卷/二分册/专项卷IX-学生版.docx
+++ b/00-首页/题组Word/专项卷/二分册/专项卷IX-学生版.docx
@@ -1072,6 +1072,14 @@
         <w:tblStyle w:val="Table"/>
         <w:tblW w:type="pct" w:w="5000"/>
         <w:tblLayout w:type="fixed"/>
+        <w:tblBorders>
+          <w:top w:val="single" w:sz="12" w:space="0" w:color="000000"/>
+          <w:left w:val="none" w:sz="0" w:space="0" w:color="auto"/>
+          <w:bottom w:val="single" w:sz="12" w:space="0" w:color="000000"/>
+          <w:right w:val="none" w:sz="0" w:space="0" w:color="auto"/>
+          <w:insideH w:val="none" w:sz="0" w:space="0" w:color="auto"/>
+          <w:insideV w:val="none" w:sz="0" w:space="0" w:color="auto"/>
+        </w:tblBorders>
         <w:tblLook w:firstRow="1" w:lastRow="0" w:firstColumn="0" w:lastColumn="0" w:noHBand="0" w:noVBand="0" w:val="0020"/>
       </w:tblPr>
       <w:tblGrid>
@@ -1088,7 +1096,11 @@
           <w:tblHeader w:val="on"/>
         </w:trPr>
         <w:tc>
-          <w:tcPr/>
+          <w:tcPr>
+            <w:tcBorders>
+              <w:bottom w:val="single" w:sz="8" w:space="0" w:color="000000"/>
+            </w:tcBorders>
+          </w:tcPr>
           <w:p>
             <w:pPr>
               <w:pStyle w:val="Compact"/>
@@ -1104,7 +1116,11 @@
           </w:p>
         </w:tc>
         <w:tc>
-          <w:tcPr/>
+          <w:tcPr>
+            <w:tcBorders>
+              <w:bottom w:val="single" w:sz="8" w:space="0" w:color="000000"/>
+            </w:tcBorders>
+          </w:tcPr>
           <w:p>
             <w:pPr>
               <w:pStyle w:val="Compact"/>
@@ -1120,7 +1136,11 @@
           </w:p>
         </w:tc>
         <w:tc>
-          <w:tcPr/>
+          <w:tcPr>
+            <w:tcBorders>
+              <w:bottom w:val="single" w:sz="8" w:space="0" w:color="000000"/>
+            </w:tcBorders>
+          </w:tcPr>
           <w:p>
             <w:pPr>
               <w:pStyle w:val="Compact"/>
@@ -1136,7 +1156,11 @@
           </w:p>
         </w:tc>
         <w:tc>
-          <w:tcPr/>
+          <w:tcPr>
+            <w:tcBorders>
+              <w:bottom w:val="single" w:sz="8" w:space="0" w:color="000000"/>
+            </w:tcBorders>
+          </w:tcPr>
           <w:p>
             <w:pPr>
               <w:pStyle w:val="Compact"/>
@@ -1152,7 +1176,11 @@
           </w:p>
         </w:tc>
         <w:tc>
-          <w:tcPr/>
+          <w:tcPr>
+            <w:tcBorders>
+              <w:bottom w:val="single" w:sz="8" w:space="0" w:color="000000"/>
+            </w:tcBorders>
+          </w:tcPr>
           <w:p>
             <w:pPr>
               <w:pStyle w:val="Compact"/>
@@ -1168,7 +1196,11 @@
           </w:p>
         </w:tc>
         <w:tc>
-          <w:tcPr/>
+          <w:tcPr>
+            <w:tcBorders>
+              <w:bottom w:val="single" w:sz="8" w:space="0" w:color="000000"/>
+            </w:tcBorders>
+          </w:tcPr>
           <w:p>
             <w:pPr>
               <w:pStyle w:val="Compact"/>
@@ -1184,7 +1216,11 @@
           </w:p>
         </w:tc>
         <w:tc>
-          <w:tcPr/>
+          <w:tcPr>
+            <w:tcBorders>
+              <w:bottom w:val="single" w:sz="8" w:space="0" w:color="000000"/>
+            </w:tcBorders>
+          </w:tcPr>
           <w:p>
             <w:pPr>
               <w:pStyle w:val="Compact"/>
@@ -1887,6 +1923,7 @@
     <w:p>
       <w:pPr>
         <w:pStyle w:val="BodyText"/>
+        <w:spacing w:before="0" w:after="0"/>
       </w:pPr>
       <w:r>
         <w:rPr>
@@ -2016,6 +2053,7 @@
     <w:p>
       <w:pPr>
         <w:pStyle w:val="BodyText"/>
+        <w:spacing w:before="0" w:after="0"/>
       </w:pPr>
       <w:r>
         <w:rPr>
@@ -2192,6 +2230,7 @@
     <w:p>
       <w:pPr>
         <w:pStyle w:val="BodyText"/>
+        <w:spacing w:before="0" w:after="0"/>
       </w:pPr>
       <w:r>
         <w:rPr>
@@ -2297,6 +2336,7 @@
     <w:p>
       <w:pPr>
         <w:pStyle w:val="BodyText"/>
+        <w:spacing w:before="0" w:after="0"/>
       </w:pPr>
       <w:r>
         <w:rPr>
@@ -6905,6 +6945,14 @@
       <w:tblPr>
         <w:tblStyle w:val="Table"/>
         <w:tblW w:type="auto" w:w="0"/>
+        <w:tblBorders>
+          <w:top w:val="single" w:sz="12" w:space="0" w:color="000000"/>
+          <w:left w:val="none" w:sz="0" w:space="0" w:color="auto"/>
+          <w:bottom w:val="single" w:sz="12" w:space="0" w:color="000000"/>
+          <w:right w:val="none" w:sz="0" w:space="0" w:color="auto"/>
+          <w:insideH w:val="none" w:sz="0" w:space="0" w:color="auto"/>
+          <w:insideV w:val="none" w:sz="0" w:space="0" w:color="auto"/>
+        </w:tblBorders>
         <w:tblLook w:firstRow="1" w:lastRow="0" w:firstColumn="0" w:lastColumn="0" w:noHBand="0" w:noVBand="0" w:val="0020"/>
       </w:tblPr>
       <w:tblGrid>
@@ -6918,7 +6966,11 @@
           <w:tblHeader w:val="on"/>
         </w:trPr>
         <w:tc>
-          <w:tcPr/>
+          <w:tcPr>
+            <w:tcBorders>
+              <w:bottom w:val="single" w:sz="8" w:space="0" w:color="000000"/>
+            </w:tcBorders>
+          </w:tcPr>
           <w:p>
             <w:pPr>
               <w:pStyle w:val="Compact"/>
@@ -6934,7 +6986,11 @@
           </w:p>
         </w:tc>
         <w:tc>
-          <w:tcPr/>
+          <w:tcPr>
+            <w:tcBorders>
+              <w:bottom w:val="single" w:sz="8" w:space="0" w:color="000000"/>
+            </w:tcBorders>
+          </w:tcPr>
           <w:p>
             <w:pPr>
               <w:pStyle w:val="Compact"/>
@@ -6950,7 +7006,11 @@
           </w:p>
         </w:tc>
         <w:tc>
-          <w:tcPr/>
+          <w:tcPr>
+            <w:tcBorders>
+              <w:bottom w:val="single" w:sz="8" w:space="0" w:color="000000"/>
+            </w:tcBorders>
+          </w:tcPr>
           <w:p>
             <w:pPr>
               <w:pStyle w:val="Compact"/>
@@ -6966,7 +7026,11 @@
           </w:p>
         </w:tc>
         <w:tc>
-          <w:tcPr/>
+          <w:tcPr>
+            <w:tcBorders>
+              <w:bottom w:val="single" w:sz="8" w:space="0" w:color="000000"/>
+            </w:tcBorders>
+          </w:tcPr>
           <w:p>
             <w:pPr>
               <w:pStyle w:val="Compact"/>
@@ -7750,6 +7814,7 @@
     <w:p>
       <w:pPr>
         <w:pStyle w:val="BodyText"/>
+        <w:spacing w:before="0" w:after="0"/>
       </w:pPr>
       <w:r>
         <w:rPr>
@@ -7886,6 +7951,7 @@
     <w:p>
       <w:pPr>
         <w:pStyle w:val="BodyText"/>
+        <w:spacing w:before="0" w:after="0"/>
       </w:pPr>
       <w:r>
         <w:rPr>
@@ -8383,8 +8449,8 @@
     <w:p>
       <w:pPr>
         <w:pStyle w:val="BodyText"/>
+        <w:spacing w:before="0" w:after="0"/>
         <w:ind w:left="480" w:hanging="480"/>
-        <w:spacing w:after="0"/>
       </w:pPr>
       <w:r>
         <w:rPr>
@@ -8408,8 +8474,8 @@
     <w:p>
       <w:pPr>
         <w:pStyle w:val="BodyText"/>
+        <w:spacing w:before="0" w:after="0"/>
         <w:ind w:left="480" w:hanging="480"/>
-        <w:spacing w:before="0" w:after="0"/>
       </w:pPr>
       <w:r>
         <w:rPr>
@@ -8485,33 +8551,33 @@
     <w:p>
       <w:pPr>
         <w:pStyle w:val="BodyText"/>
+        <w:spacing w:before="0" w:after="0"/>
         <w:ind w:left="480" w:hanging="480"/>
+      </w:pPr>
+      <w:r>
+        <w:rPr>
+          <w:rFonts w:ascii="Times New Roman" w:hAnsi="Times New Roman" w:eastAsia="Times New Roman" w:cs="Times New Roman"/>
+        </w:rPr>
+        <w:t xml:space="preserve">C. </w:t>
+      </w:r>
+      <w:r>
+        <w:rPr>
+          <w:rFonts w:hint="eastAsia" w:ascii="Times New Roman" w:hAnsi="Times New Roman" w:eastAsia="FangSong" w:cs="Times New Roman"/>
+        </w:rPr>
+        <w:t xml:space="preserve">尼古丁和苯并芘固态时都属分子晶体</w:t>
+      </w:r>
+      <w:r>
+        <w:rPr>
+          <w:rFonts w:ascii="Times New Roman" w:hAnsi="Times New Roman" w:eastAsia="Times New Roman" w:cs="Times New Roman"/>
+        </w:rPr>
+        <w:t xml:space="preserve"> </w:t>
+      </w:r>
+    </w:p>
+    <w:p>
+      <w:pPr>
+        <w:pStyle w:val="BodyText"/>
         <w:spacing w:before="0" w:after="0"/>
-      </w:pPr>
-      <w:r>
-        <w:rPr>
-          <w:rFonts w:ascii="Times New Roman" w:hAnsi="Times New Roman" w:eastAsia="Times New Roman" w:cs="Times New Roman"/>
-        </w:rPr>
-        <w:t xml:space="preserve">C. </w:t>
-      </w:r>
-      <w:r>
-        <w:rPr>
-          <w:rFonts w:hint="eastAsia" w:ascii="Times New Roman" w:hAnsi="Times New Roman" w:eastAsia="FangSong" w:cs="Times New Roman"/>
-        </w:rPr>
-        <w:t xml:space="preserve">尼古丁和苯并芘固态时都属分子晶体</w:t>
-      </w:r>
-      <w:r>
-        <w:rPr>
-          <w:rFonts w:ascii="Times New Roman" w:hAnsi="Times New Roman" w:eastAsia="Times New Roman" w:cs="Times New Roman"/>
-        </w:rPr>
-        <w:t xml:space="preserve"> </w:t>
-      </w:r>
-    </w:p>
-    <w:p>
-      <w:pPr>
-        <w:pStyle w:val="BodyText"/>
         <w:ind w:left="480" w:hanging="480"/>
-        <w:spacing w:before="0" w:after="180"/>
       </w:pPr>
       <w:r>
         <w:rPr>
@@ -11715,6 +11781,14 @@
       <w:tblPr>
         <w:tblStyle w:val="Table"/>
         <w:tblW w:type="auto" w:w="0"/>
+        <w:tblBorders>
+          <w:top w:val="single" w:sz="12" w:space="0" w:color="000000"/>
+          <w:left w:val="none" w:sz="0" w:space="0" w:color="auto"/>
+          <w:bottom w:val="single" w:sz="12" w:space="0" w:color="000000"/>
+          <w:right w:val="none" w:sz="0" w:space="0" w:color="auto"/>
+          <w:insideH w:val="none" w:sz="0" w:space="0" w:color="auto"/>
+          <w:insideV w:val="none" w:sz="0" w:space="0" w:color="auto"/>
+        </w:tblBorders>
         <w:tblLook w:firstRow="1" w:lastRow="0" w:firstColumn="0" w:lastColumn="0" w:noHBand="0" w:noVBand="0" w:val="0020"/>
       </w:tblPr>
       <w:tblGrid>
@@ -11726,7 +11800,11 @@
           <w:tblHeader w:val="on"/>
         </w:trPr>
         <w:tc>
-          <w:tcPr/>
+          <w:tcPr>
+            <w:tcBorders>
+              <w:bottom w:val="single" w:sz="8" w:space="0" w:color="000000"/>
+            </w:tcBorders>
+          </w:tcPr>
           <w:p>
             <w:pPr>
               <w:pStyle w:val="Compact"/>
@@ -11742,7 +11820,11 @@
           </w:p>
         </w:tc>
         <w:tc>
-          <w:tcPr/>
+          <w:tcPr>
+            <w:tcBorders>
+              <w:bottom w:val="single" w:sz="8" w:space="0" w:color="000000"/>
+            </w:tcBorders>
+          </w:tcPr>
           <w:p>
             <w:pPr>
               <w:pStyle w:val="Compact"/>
@@ -12099,8 +12181,8 @@
     <w:p>
       <w:pPr>
         <w:pStyle w:val="FirstParagraph"/>
+        <w:spacing w:before="0" w:after="0"/>
         <w:ind w:left="480" w:hanging="480"/>
-        <w:spacing w:after="0"/>
       </w:pPr>
       <w:r>
         <w:rPr>
@@ -12236,8 +12318,8 @@
     <w:p>
       <w:pPr>
         <w:pStyle w:val="FirstParagraph"/>
+        <w:spacing w:before="0" w:after="0"/>
         <w:ind w:left="480" w:hanging="480"/>
-        <w:spacing w:before="0" w:after="0"/>
       </w:pPr>
       <w:r>
         <w:rPr>
@@ -12319,8 +12401,8 @@
     <w:p>
       <w:pPr>
         <w:pStyle w:val="FirstParagraph"/>
+        <w:spacing w:before="0" w:after="0"/>
         <w:ind w:left="480" w:hanging="480"/>
-        <w:spacing w:before="0" w:after="0"/>
       </w:pPr>
       <w:r>
         <w:rPr>
@@ -12390,8 +12472,8 @@
     <w:p>
       <w:pPr>
         <w:pStyle w:val="FirstParagraph"/>
+        <w:spacing w:before="0" w:after="0"/>
         <w:ind w:left="480" w:hanging="480"/>
-        <w:spacing w:before="0" w:after="180"/>
       </w:pPr>
       <w:r>
         <w:rPr>
@@ -19010,7 +19092,7 @@
     <ns0:rPr>
       <ns0:rFonts ns0:ascii="Times New Roman" ns0:cs="Times New Roman" ns0:eastAsia="SimHei" ns0:hAnsi="Times New Roman"/>
       <ns0:b/>
-      <ns0:color ns0:val="17324D"/>
+      <ns0:color ns0:val="000000"/>
       <ns0:sz ns0:val="44"/>
       <ns0:szCs ns0:val="56"/>
     </ns0:rPr>
@@ -19152,7 +19234,7 @@
     <ns0:rPr>
       <ns0:rFonts ns0:ascii="Times New Roman" ns0:cs="Times New Roman" ns0:eastAsia="SimHei" ns0:hAnsi="Times New Roman"/>
       <ns0:b/>
-      <ns0:color ns0:val="17324D"/>
+      <ns0:color ns0:val="000000"/>
       <ns0:sz ns0:val="32"/>
       <ns0:szCs ns0:val="40"/>
     </ns0:rPr>
@@ -19176,7 +19258,7 @@
     <ns0:rPr>
       <ns0:rFonts ns0:ascii="Times New Roman" ns0:cs="Times New Roman" ns0:eastAsia="SimHei" ns0:hAnsi="Times New Roman"/>
       <ns0:b/>
-      <ns0:color ns0:val="17324D"/>
+      <ns0:color ns0:val="000000"/>
       <ns0:sz ns0:val="28"/>
       <ns0:szCs ns0:val="32"/>
     </ns0:rPr>
@@ -19200,7 +19282,7 @@
     <ns0:rPr>
       <ns0:rFonts ns0:ascii="Times New Roman" ns0:cs="Times New Roman" ns0:eastAsia="SimHei" ns0:hAnsi="Times New Roman"/>
       <ns0:b/>
-      <ns0:color ns0:val="17324D"/>
+      <ns0:color ns0:val="000000"/>
       <ns0:sz ns0:val="25"/>
       <ns0:szCs ns0:val="28"/>
     </ns0:rPr>
